--- a/3_8_26.docx
+++ b/3_8_26.docx
@@ -100,23 +100,13 @@
         </w:rPr>
         <w:t>name</w:t>
       </w:r>
-      <w:proofErr w:type="gramStart"/>
       <w:r>
         <w:t>){</w:t>
       </w:r>
-      <w:proofErr w:type="gramEnd"/>
-    </w:p>
-    <w:p>
-      <w:r>
-        <w:t>    return `Hello, ${name</w:t>
-      </w:r>
-      <w:proofErr w:type="gramStart"/>
-      <w:r>
-        <w:t>}!;</w:t>
-      </w:r>
-      <w:proofErr w:type="gramEnd"/>
-      <w:r>
-        <w:t>`</w:t>
+    </w:p>
+    <w:p>
+      <w:r>
+        <w:t>    return `Hello, ${name}!;`</w:t>
       </w:r>
     </w:p>
     <w:p>
@@ -126,12 +116,10 @@
     </w:p>
     <w:p/>
     <w:p>
-      <w:proofErr w:type="gramStart"/>
       <w:r>
         <w:t>console.log(</w:t>
       </w:r>
       <w:proofErr w:type="spellStart"/>
-      <w:proofErr w:type="gramEnd"/>
       <w:r>
         <w:t>MyName</w:t>
       </w:r>
@@ -331,13 +319,8 @@
       </w:r>
     </w:p>
     <w:p>
-      <w:proofErr w:type="gramStart"/>
-      <w:r>
-        <w:t>console.log(Multiply(</w:t>
-      </w:r>
-      <w:proofErr w:type="gramEnd"/>
-      <w:r>
-        <w:t>5, 10));</w:t>
+      <w:r>
+        <w:t>console.log(Multiply(5, 10));</w:t>
       </w:r>
     </w:p>
     <w:p/>
@@ -394,6 +377,282 @@
       </w:r>
     </w:p>
     <w:p/>
+    <w:p>
+      <w:r>
+        <w:t>&lt;!DOCTYPE&gt;</w:t>
+      </w:r>
+    </w:p>
+    <w:p>
+      <w:r>
+        <w:t>&lt;html lang="</w:t>
+      </w:r>
+      <w:proofErr w:type="spellStart"/>
+      <w:r>
+        <w:t>en</w:t>
+      </w:r>
+      <w:proofErr w:type="spellEnd"/>
+      <w:r>
+        <w:t>"&gt;</w:t>
+      </w:r>
+    </w:p>
+    <w:p>
+      <w:r>
+        <w:t>    &lt;head&gt;</w:t>
+      </w:r>
+    </w:p>
+    <w:p>
+      <w:r>
+        <w:t>        &lt;meta charset="UTF-8"&gt;</w:t>
+      </w:r>
+    </w:p>
+    <w:p>
+      <w:r>
+        <w:t>        &lt;meta name="viewport" content="width=device-width, initial-scale=1.0"&gt;</w:t>
+      </w:r>
+    </w:p>
+    <w:p>
+      <w:r>
+        <w:t>        &lt;title&gt;EXAMPLE OF PRIME NUMBER&lt;/title&gt;</w:t>
+      </w:r>
+    </w:p>
+    <w:p>
+      <w:r>
+        <w:t>        &lt;/head&gt;</w:t>
+      </w:r>
+    </w:p>
+    <w:p>
+      <w:r>
+        <w:t>    &lt;body&gt;</w:t>
+      </w:r>
+    </w:p>
+    <w:p>
+      <w:r>
+        <w:t xml:space="preserve">        &lt;script </w:t>
+      </w:r>
+      <w:proofErr w:type="spellStart"/>
+      <w:r>
+        <w:t>src</w:t>
+      </w:r>
+      <w:proofErr w:type="spellEnd"/>
+      <w:r>
+        <w:t>="primenumber.js"&gt;&lt;/script&gt;</w:t>
+      </w:r>
+    </w:p>
+    <w:p>
+      <w:r>
+        <w:t>        &lt;/body&gt;</w:t>
+      </w:r>
+    </w:p>
+    <w:p>
+      <w:r>
+        <w:t>        &lt;/html&gt;</w:t>
+      </w:r>
+    </w:p>
+    <w:p/>
+    <w:p>
+      <w:r>
+        <w:rPr>
+          <w:i/>
+          <w:iCs/>
+        </w:rPr>
+        <w:lastRenderedPageBreak/>
+        <w:t>function</w:t>
+      </w:r>
+      <w:r>
+        <w:t xml:space="preserve"> </w:t>
+      </w:r>
+      <w:proofErr w:type="spellStart"/>
+      <w:r>
+        <w:t>isPrime</w:t>
+      </w:r>
+      <w:proofErr w:type="spellEnd"/>
+      <w:r>
+        <w:t>(</w:t>
+      </w:r>
+      <w:proofErr w:type="spellStart"/>
+      <w:r>
+        <w:rPr>
+          <w:i/>
+          <w:iCs/>
+        </w:rPr>
+        <w:t>num</w:t>
+      </w:r>
+      <w:proofErr w:type="spellEnd"/>
+      <w:r>
+        <w:t>) {</w:t>
+      </w:r>
+    </w:p>
+    <w:p>
+      <w:r>
+        <w:t>    if (</w:t>
+      </w:r>
+      <w:proofErr w:type="spellStart"/>
+      <w:r>
+        <w:t>num</w:t>
+      </w:r>
+      <w:proofErr w:type="spellEnd"/>
+      <w:r>
+        <w:t xml:space="preserve"> &lt;= 1) return false;</w:t>
+      </w:r>
+    </w:p>
+    <w:p>
+      <w:r>
+        <w:t>    for (</w:t>
+      </w:r>
+      <w:r>
+        <w:rPr>
+          <w:i/>
+          <w:iCs/>
+        </w:rPr>
+        <w:t>let</w:t>
+      </w:r>
+      <w:r>
+        <w:t xml:space="preserve"> </w:t>
+      </w:r>
+      <w:proofErr w:type="spellStart"/>
+      <w:r>
+        <w:t>i</w:t>
+      </w:r>
+      <w:proofErr w:type="spellEnd"/>
+      <w:r>
+        <w:t xml:space="preserve"> = 2; </w:t>
+      </w:r>
+      <w:proofErr w:type="spellStart"/>
+      <w:r>
+        <w:t>i</w:t>
+      </w:r>
+      <w:proofErr w:type="spellEnd"/>
+      <w:r>
+        <w:t xml:space="preserve"> &lt;= </w:t>
+      </w:r>
+      <w:proofErr w:type="spellStart"/>
+      <w:r>
+        <w:t>Math.sqrt</w:t>
+      </w:r>
+      <w:proofErr w:type="spellEnd"/>
+      <w:r>
+        <w:t>(</w:t>
+      </w:r>
+      <w:proofErr w:type="spellStart"/>
+      <w:r>
+        <w:t>num</w:t>
+      </w:r>
+      <w:proofErr w:type="spellEnd"/>
+      <w:r>
+        <w:t xml:space="preserve">); </w:t>
+      </w:r>
+      <w:proofErr w:type="spellStart"/>
+      <w:r>
+        <w:t>i</w:t>
+      </w:r>
+      <w:proofErr w:type="spellEnd"/>
+      <w:r>
+        <w:t>++) {</w:t>
+      </w:r>
+    </w:p>
+    <w:p>
+      <w:r>
+        <w:t>        if (</w:t>
+      </w:r>
+      <w:proofErr w:type="spellStart"/>
+      <w:r>
+        <w:t>num</w:t>
+      </w:r>
+      <w:proofErr w:type="spellEnd"/>
+      <w:r>
+        <w:t xml:space="preserve"> % </w:t>
+      </w:r>
+      <w:proofErr w:type="spellStart"/>
+      <w:r>
+        <w:t>i</w:t>
+      </w:r>
+      <w:proofErr w:type="spellEnd"/>
+      <w:r>
+        <w:t xml:space="preserve"> === 0) return false;</w:t>
+      </w:r>
+    </w:p>
+    <w:p>
+      <w:r>
+        <w:t>    }</w:t>
+      </w:r>
+    </w:p>
+    <w:p>
+      <w:r>
+        <w:t>    return true;</w:t>
+      </w:r>
+    </w:p>
+    <w:p>
+      <w:r>
+        <w:t>}</w:t>
+      </w:r>
+    </w:p>
+    <w:p>
+      <w:r>
+        <w:t>console.log(</w:t>
+      </w:r>
+      <w:proofErr w:type="spellStart"/>
+      <w:r>
+        <w:t>isPrime</w:t>
+      </w:r>
+      <w:proofErr w:type="spellEnd"/>
+      <w:r>
+        <w:t>(7)); // true</w:t>
+      </w:r>
+    </w:p>
+    <w:p>
+      <w:r>
+        <w:t>console.log(</w:t>
+      </w:r>
+      <w:proofErr w:type="spellStart"/>
+      <w:r>
+        <w:t>isPrime</w:t>
+      </w:r>
+      <w:proofErr w:type="spellEnd"/>
+      <w:r>
+        <w:t>(10)); // false</w:t>
+      </w:r>
+    </w:p>
+    <w:p/>
+    <w:p/>
+    <w:p>
+      <w:r>
+        <w:drawing>
+          <wp:inline distT="0" distB="0" distL="0" distR="0" wp14:anchorId="47229FC4" wp14:editId="56AFF1DA">
+            <wp:extent cx="5731510" cy="3044825"/>
+            <wp:effectExtent l="0" t="0" r="2540" b="3175"/>
+            <wp:docPr id="1362826031" name="Picture 1"/>
+            <wp:cNvGraphicFramePr>
+              <a:graphicFrameLocks xmlns:a="http://schemas.openxmlformats.org/drawingml/2006/main" noChangeAspect="1"/>
+            </wp:cNvGraphicFramePr>
+            <a:graphic xmlns:a="http://schemas.openxmlformats.org/drawingml/2006/main">
+              <a:graphicData uri="http://schemas.openxmlformats.org/drawingml/2006/picture">
+                <pic:pic xmlns:pic="http://schemas.openxmlformats.org/drawingml/2006/picture">
+                  <pic:nvPicPr>
+                    <pic:cNvPr id="1362826031" name=""/>
+                    <pic:cNvPicPr/>
+                  </pic:nvPicPr>
+                  <pic:blipFill>
+                    <a:blip r:embed="rId6"/>
+                    <a:stretch>
+                      <a:fillRect/>
+                    </a:stretch>
+                  </pic:blipFill>
+                  <pic:spPr>
+                    <a:xfrm>
+                      <a:off x="0" y="0"/>
+                      <a:ext cx="5731510" cy="3044825"/>
+                    </a:xfrm>
+                    <a:prstGeom prst="rect">
+                      <a:avLst/>
+                    </a:prstGeom>
+                  </pic:spPr>
+                </pic:pic>
+              </a:graphicData>
+            </a:graphic>
+          </wp:inline>
+        </w:drawing>
+      </w:r>
+    </w:p>
     <w:sectPr>
       <w:pgSz w:w="11906" w:h="16838"/>
       <w:pgMar w:top="1440" w:right="1440" w:bottom="1440" w:left="1440" w:header="708" w:footer="708" w:gutter="0"/>
